--- a/southsea_cinema_coursework_brief.docx
+++ b/southsea_cinema_coursework_brief.docx
@@ -4793,6 +4793,16 @@
         <w:t xml:space="preserve"> quality (8%), and asks you two questions to test your understanding of your own code (8%).</w:t>
       </w:r>
     </w:p>
+    <w:p>
+      <w:r>
+        <w:t>Demo 3 covers Worksheets 5 and 6: themed navigation, the ticket basket, profile forms, a JSON film catalogue and saved profile preferences. SQLite booking history and database-backed checkout begin in Worksheet 7 for Demo 4. Demonstrate that completed bookings survive restarting the Android emulator app and that a failed database insert leaves the basket intact. Provider and notifiers are not required.</w:t>
+      </w:r>
+    </w:p>
+    <w:p>
+      <w:r>
+        <w:t>From Demo 4 onwards, test folders must mirror the application folders under lib. Run flutter test --coverage and demonstrate the results with the Flutter Coverage extension in VS Code. Include tests for the database and booking flow.</w:t>
+      </w:r>
+    </w:p>
     <w:p xmlns:wp14="http://schemas.microsoft.com/office/word/2010/wordml" wp14:paraId="6A1DDF69" wp14:textId="224CA797">
       <w:pPr>
         <w:pStyle w:val="ListParagraph"/>
